--- a/docs/FINZO_SUBMISSION.docx
+++ b/docs/FINZO_SUBMISSION.docx
@@ -15,7 +15,7 @@
         <w:rPr>
           <w:b/>
         </w:rPr>
-        <w:t>Версия приложения: 1.0.0+1  ·  Package: ru.gadzhilaev.finzo</w:t>
+        <w:t>Версия: 1.0.0+1  ·  Package: ru.gadzhilaev.finzo</w:t>
         <w:br/>
       </w:r>
     </w:p>
@@ -25,7 +25,7 @@
           <w:i/>
           <w:color w:val="8B4513"/>
         </w:rPr>
-        <w:t>Физическое тестирование на Android — ожидает прогона. См. раздел 11 и docs/ANDROID_PHYSICAL_CHECKLIST.md.</w:t>
+        <w:t>Физическое тестирование на Android — ожидает прогона.</w:t>
       </w:r>
     </w:p>
     <w:p>
@@ -135,9 +135,6 @@
           </w:tcPr>
           <w:p>
             <w:r>
-              <w:rPr>
-                <w:b/>
-              </w:rPr>
               <w:t>Механика</w:t>
             </w:r>
           </w:p>
@@ -148,9 +145,6 @@
           </w:tcPr>
           <w:p>
             <w:r>
-              <w:rPr>
-                <w:b/>
-              </w:rPr>
               <w:t>Реализация</w:t>
             </w:r>
           </w:p>
@@ -457,9 +451,6 @@
           </w:tcPr>
           <w:p>
             <w:r>
-              <w:rPr>
-                <w:b/>
-              </w:rPr>
               <w:t>Параметр</w:t>
             </w:r>
           </w:p>
@@ -470,9 +461,6 @@
           </w:tcPr>
           <w:p>
             <w:r>
-              <w:rPr>
-                <w:b/>
-              </w:rPr>
               <w:t>Значение</w:t>
             </w:r>
           </w:p>
@@ -613,17 +601,7 @@
     </w:p>
     <w:p>
       <w:r>
-        <w:t xml:space="preserve">Шаблон: `docs/ANDROID_TEST_REPORT.md`.  </w:t>
-      </w:r>
-    </w:p>
-    <w:p>
-      <w:r>
-        <w:t xml:space="preserve">Пошаговый чеклист одного прогона: `docs/ANDROID_PHYSICAL_CHECKLIST.md`  </w:t>
-      </w:r>
-    </w:p>
-    <w:p>
-      <w:r>
-        <w:t>(REQ-H-003, A-005, A-006, A-007 physical, P-003, DOC-10).</w:t>
+        <w:t>Шаблон: `docs/ANDROID_TEST_REPORT.md` (Прил. А + cold start / отклик).</w:t>
       </w:r>
     </w:p>
     <w:p>
@@ -750,12 +728,12 @@
     </w:p>
     <w:p>
       <w:r>
-        <w:t xml:space="preserve">Презентация: `docs/presentation/Finzo_presentation.pptx` (§4 п.1–9).  </w:t>
+        <w:t xml:space="preserve">Презентация: `docs/presentation/Finzo_presentation.pptx` / `.pdf`.  </w:t>
       </w:r>
     </w:p>
     <w:p>
       <w:r>
-        <w:t>Видеосценарий: `docs/VIDEO_SCENARIO.md` (файл ролика — отдельно).</w:t>
+        <w:t>Резервное видео ≤3 мин (§4.1) — файл отдельно, когда будет записан.</w:t>
       </w:r>
     </w:p>
     <w:p>
